--- a/public/documents/message-sheet-template.docx
+++ b/public/documents/message-sheet-template.docx
@@ -112,7 +112,7 @@
                 <w:sz w:val="24"/>
                 <w:szCs w:val="28"/>
               </w:rPr>
-              <w:t xml:space="preserve"> Федерального закона "О воинской обязанности и военной службе" и </w:t>
+              <w:t xml:space="preserve"> Федерального закона «О воинской обязанности и военной службе» и </w:t>
             </w:r>
             <w:hyperlink r:id="rId7" w:tooltip="consultantplus://offline/ref=F83E1926D5582DF4DE43C5EFFC0A2E9727AABD22F6419C8A637ED7E3E7F9F05D5E1CC9FCF191C0E90A1B77F333F8336BABC6B3685D7B895Bd0Q9I" w:history="1">
               <w:r>
@@ -1858,7 +1858,7 @@
                 <w:sz w:val="24"/>
                 <w:szCs w:val="28"/>
               </w:rPr>
-              <w:t>"__" _______ 20___ г.</w:t>
+              <w:t>«__» _______ 20___ г.</w:t>
             </w:r>
           </w:p>
         </w:tc>
@@ -1992,7 +1992,7 @@
                 <w:sz w:val="24"/>
                 <w:szCs w:val="28"/>
               </w:rPr>
-              <w:t>"__" ______________ 20___ г.</w:t>
+              <w:t>«__» ______________ 20___ г.</w:t>
             </w:r>
           </w:p>
         </w:tc>

--- a/public/documents/message-sheet-template.docx
+++ b/public/documents/message-sheet-template.docx
@@ -1853,6 +1853,15 @@
                 <w:szCs w:val="28"/>
               </w:rPr>
             </w:pPr>
+          </w:p>
+          <w:p>
+            <w:pPr>
+              <w:jc w:val="center"/>
+              <w:rPr>
+                <w:sz w:val="24"/>
+                <w:szCs w:val="28"/>
+              </w:rPr>
+            </w:pPr>
             <w:r>
               <w:rPr>
                 <w:sz w:val="24"/>
@@ -1860,6 +1869,39 @@
               </w:rPr>
               <w:t>«__» _______ 20___ г.</w:t>
             </w:r>
+          </w:p>
+          <w:p>
+            <w:pPr>
+              <w:rPr>
+                <w:sz w:val="18"/>
+                <w:szCs w:val="28"/>
+              </w:rPr>
+            </w:pPr>
+          </w:p>
+          <w:p>
+            <w:pPr>
+              <w:jc w:val="center"/>
+              <w:rPr>
+                <w:sz w:val="18"/>
+                <w:szCs w:val="28"/>
+              </w:rPr>
+            </w:pPr>
+            <w:r>
+              <w:rPr>
+                <w:sz w:val="18"/>
+                <w:szCs w:val="28"/>
+              </w:rPr>
+              <w:t>М.П.</w:t>
+            </w:r>
+          </w:p>
+          <w:p>
+            <w:pPr>
+              <w:jc w:val="center"/>
+              <w:rPr>
+                <w:sz w:val="24"/>
+                <w:szCs w:val="28"/>
+              </w:rPr>
+            </w:pPr>
           </w:p>
         </w:tc>
         <w:tc>
@@ -1972,12 +2014,20 @@
           </w:tcPr>
           <w:p>
             <w:pPr>
+              <w:spacing w:before="360"/>
               <w:jc w:val="center"/>
               <w:rPr>
                 <w:sz w:val="24"/>
                 <w:szCs w:val="28"/>
               </w:rPr>
             </w:pPr>
+            <w:r>
+              <w:rPr>
+                <w:sz w:val="24"/>
+                <w:szCs w:val="28"/>
+              </w:rPr>
+              <w:t>«__» ______________ 20___ г.</w:t>
+            </w:r>
           </w:p>
           <w:p>
             <w:pPr>
@@ -1987,12 +2037,51 @@
                 <w:szCs w:val="28"/>
               </w:rPr>
             </w:pPr>
-            <w:r>
-              <w:rPr>
-                <w:sz w:val="24"/>
-                <w:szCs w:val="28"/>
-              </w:rPr>
-              <w:t>«__» ______________ 20___ г.</w:t>
+          </w:p>
+          <w:p>
+            <w:pPr>
+              <w:ind w:left="5485"/>
+              <w:rPr>
+                <w:sz w:val="18"/>
+                <w:szCs w:val="28"/>
+              </w:rPr>
+            </w:pPr>
+            <w:r>
+              <w:rPr>
+                <w:sz w:val="18"/>
+                <w:szCs w:val="28"/>
+              </w:rPr>
+              <w:t>М.П.</w:t>
+            </w:r>
+            <w:r>
+              <w:rPr>
+                <w:sz w:val="18"/>
+                <w:szCs w:val="28"/>
+              </w:rPr>
+              <w:t xml:space="preserve"> </w:t>
+            </w:r>
+            <w:r>
+              <w:rPr>
+                <w:sz w:val="18"/>
+                <w:szCs w:val="28"/>
+              </w:rPr>
+              <w:t xml:space="preserve">   </w:t>
+            </w:r>
+          </w:p>
+          <w:p>
+            <w:pPr>
+              <w:jc w:val="center"/>
+              <w:rPr>
+                <w:sz w:val="24"/>
+                <w:szCs w:val="28"/>
+              </w:rPr>
+            </w:pPr>
+            <w:r>
+              <w:rPr>
+                <w:sz w:val="18"/>
+                <w:szCs w:val="28"/>
+              </w:rPr>
+              <w:t xml:space="preserve">                                              </w:t>
             </w:r>
           </w:p>
         </w:tc>

--- a/public/documents/message-sheet-template.docx
+++ b/public/documents/message-sheet-template.docx
@@ -1853,15 +1853,6 @@
                 <w:szCs w:val="28"/>
               </w:rPr>
             </w:pPr>
-          </w:p>
-          <w:p>
-            <w:pPr>
-              <w:jc w:val="center"/>
-              <w:rPr>
-                <w:sz w:val="24"/>
-                <w:szCs w:val="28"/>
-              </w:rPr>
-            </w:pPr>
             <w:r>
               <w:rPr>
                 <w:sz w:val="24"/>
@@ -1869,39 +1860,6 @@
               </w:rPr>
               <w:t>«__» _______ 20___ г.</w:t>
             </w:r>
-          </w:p>
-          <w:p>
-            <w:pPr>
-              <w:rPr>
-                <w:sz w:val="18"/>
-                <w:szCs w:val="28"/>
-              </w:rPr>
-            </w:pPr>
-          </w:p>
-          <w:p>
-            <w:pPr>
-              <w:jc w:val="center"/>
-              <w:rPr>
-                <w:sz w:val="18"/>
-                <w:szCs w:val="28"/>
-              </w:rPr>
-            </w:pPr>
-            <w:r>
-              <w:rPr>
-                <w:sz w:val="18"/>
-                <w:szCs w:val="28"/>
-              </w:rPr>
-              <w:t>М.П.</w:t>
-            </w:r>
-          </w:p>
-          <w:p>
-            <w:pPr>
-              <w:jc w:val="center"/>
-              <w:rPr>
-                <w:sz w:val="24"/>
-                <w:szCs w:val="28"/>
-              </w:rPr>
-            </w:pPr>
           </w:p>
         </w:tc>
         <w:tc>
@@ -2014,74 +1972,27 @@
           </w:tcPr>
           <w:p>
             <w:pPr>
-              <w:spacing w:before="360"/>
               <w:jc w:val="center"/>
               <w:rPr>
                 <w:sz w:val="24"/>
                 <w:szCs w:val="28"/>
               </w:rPr>
             </w:pPr>
+          </w:p>
+          <w:p>
+            <w:pPr>
+              <w:jc w:val="center"/>
+              <w:rPr>
+                <w:sz w:val="24"/>
+                <w:szCs w:val="28"/>
+              </w:rPr>
+            </w:pPr>
             <w:r>
               <w:rPr>
                 <w:sz w:val="24"/>
                 <w:szCs w:val="28"/>
               </w:rPr>
               <w:t>«__» ______________ 20___ г.</w:t>
-            </w:r>
-          </w:p>
-          <w:p>
-            <w:pPr>
-              <w:jc w:val="center"/>
-              <w:rPr>
-                <w:sz w:val="24"/>
-                <w:szCs w:val="28"/>
-              </w:rPr>
-            </w:pPr>
-          </w:p>
-          <w:p>
-            <w:pPr>
-              <w:ind w:left="5485"/>
-              <w:rPr>
-                <w:sz w:val="18"/>
-                <w:szCs w:val="28"/>
-              </w:rPr>
-            </w:pPr>
-            <w:r>
-              <w:rPr>
-                <w:sz w:val="18"/>
-                <w:szCs w:val="28"/>
-              </w:rPr>
-              <w:t>М.П.</w:t>
-            </w:r>
-            <w:r>
-              <w:rPr>
-                <w:sz w:val="18"/>
-                <w:szCs w:val="28"/>
-              </w:rPr>
-              <w:t xml:space="preserve"> </w:t>
-            </w:r>
-            <w:r>
-              <w:rPr>
-                <w:sz w:val="18"/>
-                <w:szCs w:val="28"/>
-              </w:rPr>
-              <w:t xml:space="preserve">   </w:t>
-            </w:r>
-          </w:p>
-          <w:p>
-            <w:pPr>
-              <w:jc w:val="center"/>
-              <w:rPr>
-                <w:sz w:val="24"/>
-                <w:szCs w:val="28"/>
-              </w:rPr>
-            </w:pPr>
-            <w:r>
-              <w:rPr>
-                <w:sz w:val="18"/>
-                <w:szCs w:val="28"/>
-              </w:rPr>
-              <w:t xml:space="preserve">                                              </w:t>
             </w:r>
           </w:p>
         </w:tc>

--- a/public/documents/message-sheet-template.docx
+++ b/public/documents/message-sheet-template.docx
@@ -1861,6 +1861,40 @@
               <w:t>«__» _______ 20___ г.</w:t>
             </w:r>
           </w:p>
+          <w:p>
+            <w:pPr>
+              <w:jc w:val="center"/>
+              <w:rPr>
+                <w:sz w:val="24"/>
+                <w:szCs w:val="28"/>
+              </w:rPr>
+            </w:pPr>
+          </w:p>
+          <w:p>
+            <w:pPr>
+              <w:jc w:val="center"/>
+              <w:rPr>
+                <w:sz w:val="24"/>
+                <w:szCs w:val="28"/>
+              </w:rPr>
+            </w:pPr>
+            <w:r>
+              <w:rPr>
+                <w:sz w:val="24"/>
+                <w:szCs w:val="28"/>
+              </w:rPr>
+              <w:t>М.П.</w:t>
+            </w:r>
+          </w:p>
+          <w:p>
+            <w:pPr>
+              <w:jc w:val="center"/>
+              <w:rPr>
+                <w:sz w:val="24"/>
+                <w:szCs w:val="28"/>
+              </w:rPr>
+            </w:pPr>
+          </w:p>
         </w:tc>
         <w:tc>
           <w:tcPr>
@@ -1994,6 +2028,40 @@
               </w:rPr>
               <w:t>«__» ______________ 20___ г.</w:t>
             </w:r>
+          </w:p>
+          <w:p>
+            <w:pPr>
+              <w:jc w:val="center"/>
+              <w:rPr>
+                <w:sz w:val="24"/>
+                <w:szCs w:val="28"/>
+              </w:rPr>
+            </w:pPr>
+          </w:p>
+          <w:p>
+            <w:pPr>
+              <w:jc w:val="center"/>
+              <w:rPr>
+                <w:sz w:val="24"/>
+                <w:szCs w:val="28"/>
+              </w:rPr>
+            </w:pPr>
+            <w:r>
+              <w:rPr>
+                <w:sz w:val="24"/>
+                <w:szCs w:val="28"/>
+              </w:rPr>
+              <w:t>М.П.</w:t>
+            </w:r>
+          </w:p>
+          <w:p>
+            <w:pPr>
+              <w:jc w:val="center"/>
+              <w:rPr>
+                <w:sz w:val="24"/>
+                <w:szCs w:val="28"/>
+              </w:rPr>
+            </w:pPr>
           </w:p>
         </w:tc>
       </w:tr>
